--- a/word_reports/LP_0245_위치_256_Mina_Canzone Best Library.docx
+++ b/word_reports/LP_0245_위치_256_Mina_Canzone Best Library.docx
@@ -4,7 +4,7 @@
   <w:body>
     <w:p>
       <w:pPr>
-        <w:spacing w:after="280"/>
+        <w:spacing w:after="80"/>
       </w:pPr>
       <w:r>
         <w:rPr w:rFonts="맑은 고딕">
@@ -13,94 +13,47 @@
           <w:color w:val="1E3A8A"/>
           <w:sz w:val="30"/>
         </w:rPr>
-        <w:t>[256] Mina - Canzone Best Library</w:t>
+        <w:t>Mina (미나) - Canzone Best Library</w:t>
       </w:r>
     </w:p>
     <w:p>
       <w:pPr>
-        <w:spacing w:after="320"/>
+        <w:spacing w:after="240"/>
       </w:pPr>
       <w:r>
         <w:rPr w:rFonts="맑은 고딕">
           <w:rFonts w:ascii="맑은 고딕" w:hAnsi="맑은 고딕" w:eastAsia="맑은 고딕"/>
           <w:b/>
-          <w:sz w:val="20"/>
+          <w:color w:val="4B5563"/>
+          <w:sz w:val="22"/>
         </w:rPr>
-        <w:t>■ 위치 : 256</w:t>
-        <w:br/>
-      </w:r>
-      <w:r>
-        <w:rPr w:rFonts="맑은 고딕">
-          <w:rFonts w:ascii="맑은 고딕" w:hAnsi="맑은 고딕" w:eastAsia="맑은 고딕"/>
-          <w:b/>
-          <w:sz w:val="20"/>
-        </w:rPr>
-        <w:t>■ 아티스트 : Mina</w:t>
-        <w:br/>
-      </w:r>
-      <w:r>
-        <w:rPr w:rFonts="맑은 고딕">
-          <w:rFonts w:ascii="맑은 고딕" w:hAnsi="맑은 고딕" w:eastAsia="맑은 고딕"/>
-          <w:b/>
-          <w:sz w:val="20"/>
-        </w:rPr>
-        <w:t>■ 앨범명 : Canzone Best Library</w:t>
-        <w:br/>
-      </w:r>
-      <w:r>
-        <w:rPr w:rFonts="맑은 고딕">
-          <w:rFonts w:ascii="맑은 고딕" w:hAnsi="맑은 고딕" w:eastAsia="맑은 고딕"/>
-          <w:b w:val="0"/>
-          <w:sz w:val="20"/>
-        </w:rPr>
-        <w:t>■ 음반 레이블 : Seven Seas (King Records)</w:t>
-        <w:br/>
-      </w:r>
-      <w:r>
-        <w:rPr w:rFonts="맑은 고딕">
-          <w:rFonts w:ascii="맑은 고딕" w:hAnsi="맑은 고딕" w:eastAsia="맑은 고딕"/>
-          <w:b w:val="0"/>
-          <w:sz w:val="20"/>
-        </w:rPr>
-        <w:t>■ 발매년도 : 1978</w:t>
-        <w:br/>
-      </w:r>
-      <w:r>
-        <w:rPr w:rFonts="맑은 고딕">
-          <w:rFonts w:ascii="맑은 고딕" w:hAnsi="맑은 고딕" w:eastAsia="맑은 고딕"/>
-          <w:b w:val="0"/>
-          <w:sz w:val="20"/>
-        </w:rPr>
-        <w:t>■ 장르 : 칸초네 (Canzone), 이탈리안 팝 (Italian Pop), 포퓰러 보컬 (Popular Vocal)</w:t>
-        <w:br/>
-      </w:r>
-      <w:r>
-        <w:rPr w:rFonts="맑은 고딕">
-          <w:rFonts w:ascii="맑은 고딕" w:hAnsi="맑은 고딕" w:eastAsia="맑은 고딕"/>
-          <w:b w:val="0"/>
-          <w:sz w:val="20"/>
-        </w:rPr>
-        <w:t>■ 주요 수록곡 : 1. Un buco nella sabbia (모래 위에 스친 사랑)</w:t>
-        <w:br/>
+        <w:t>위치 :  256</w:t>
       </w:r>
     </w:p>
     <w:p>
       <w:pPr>
-        <w:spacing w:after="160"/>
+        <w:spacing w:line="324" w:lineRule="auto" w:before="80" w:after="160"/>
       </w:pPr>
       <w:r>
         <w:rPr w:rFonts="맑은 고딕">
           <w:rFonts w:ascii="맑은 고딕" w:hAnsi="맑은 고딕" w:eastAsia="맑은 고딕"/>
           <w:b/>
           <w:color w:val="1F2937"/>
-          <w:sz w:val="24"/>
+          <w:sz w:val="22"/>
         </w:rPr>
-        <w:t>■ 음반 해설 및 감상 가이드</w:t>
+        <w:t xml:space="preserve">[음반 소개] </w:t>
+      </w:r>
+      <w:r>
+        <w:rPr w:rFonts="맑은 고딕">
+          <w:rFonts w:ascii="맑은 고딕" w:hAnsi="맑은 고딕" w:eastAsia="맑은 고딕"/>
+          <w:b w:val="0"/>
+          <w:sz w:val="21"/>
+        </w:rPr>
       </w:r>
     </w:p>
     <w:p>
       <w:pPr>
-        <w:spacing w:line="312" w:lineRule="auto" w:after="120"/>
+        <w:spacing w:line="324" w:lineRule="auto" w:after="120"/>
       </w:pPr>
       <w:r>
         <w:rPr w:rFonts="맑은 고딕">
@@ -108,51 +61,516 @@
           <w:b w:val="0"/>
           <w:sz w:val="21"/>
         </w:rPr>
-        <w:t>이탈리아 대중음악 역사상 가장 위대한 디바이자 '칸초네의 여왕'으로 칭송받는 미나(Mina)의 황금기 명곡들을 집대성한 명품 컴필레이션 음반입니다. &lt;Canzone Best Library&gt; 시리즈의 일환으로 발매된 이 LP는 1960년대부터 1970년대에 걸쳐 전 세계 음악 팬들의 마음을 사로잡았던 미나의 독보적인 음악 세계를 한눈에 조망할 수 있도록 기획되었습니다. 이탈리안 팝이 글로벌 음악 신에서 가장 찬란하게 빛나던 시절의 정수가 이 한 장의 LP에 집약되어 있습니다.</w:t>
+        <w:t>지중해의 푸른 물결과 뜨거운 태양이 빚어낸 이탈리아 칸초네의 살아있는 전설, 미나(Mina)의 찬란한 음성 미학을 집대성한 명품 선집입니다. 세 옥타브를 자유자재로 넘나드는 그녀의 독보적인 가창은 격정과 비애, 그리고 환희의 순간을 한 편의 오페라처럼 드라마틱하게 펼쳐 보이며 유럽 팝 보컬의 정점을 들려줍니다. 화려했던 전성기 시절의 숨결이 오롯이 새겨진 이 라이브러리는 시대를 초월하여 듣는 이의 심장에 깊은 울림과 고아한 서정적 전율을 선사합니다. 20세기 대중음악사가 남긴 가장 우아하고 관능적인 목소리를 아날로그의 품격으로 온전히 복원해 낸 불멸의 기록입니다.</w:t>
       </w:r>
     </w:p>
     <w:p>
       <w:pPr>
-        <w:spacing w:line="312" w:lineRule="auto" w:after="120"/>
+        <w:spacing w:line="324" w:lineRule="auto" w:before="200" w:after="80"/>
       </w:pPr>
+      <w:r>
+        <w:rPr w:rFonts="맑은 고딕">
+          <w:rFonts w:ascii="맑은 고딕" w:hAnsi="맑은 고딕" w:eastAsia="맑은 고딕"/>
+          <w:b/>
+          <w:color w:val="1E3A8A"/>
+          <w:sz w:val="24"/>
+        </w:rPr>
+        <w:t>1. 음반 데이터</w:t>
+      </w:r>
+    </w:p>
+    <w:p>
+      <w:pPr>
+        <w:spacing w:line="324" w:lineRule="auto" w:after="80"/>
+      </w:pPr>
+      <w:r>
+        <w:rPr w:rFonts="맑은 고딕">
+          <w:rFonts w:ascii="맑은 고딕" w:hAnsi="맑은 고딕" w:eastAsia="맑은 고딕"/>
+          <w:b w:val="0"/>
+          <w:color w:val="6B7280"/>
+          <w:sz w:val="21"/>
+        </w:rPr>
+        <w:t xml:space="preserve">· </w:t>
+      </w:r>
+      <w:r>
+        <w:rPr w:rFonts="맑은 고딕">
+          <w:rFonts w:ascii="맑은 고딕" w:hAnsi="맑은 고딕" w:eastAsia="맑은 고딕"/>
+          <w:b/>
+          <w:color w:val="1F2937"/>
+          <w:sz w:val="21"/>
+        </w:rPr>
+        <w:t xml:space="preserve">앨범명: </w:t>
+      </w:r>
       <w:r>
         <w:rPr w:rFonts="맑은 고딕">
           <w:rFonts w:ascii="맑은 고딕" w:hAnsi="맑은 고딕" w:eastAsia="맑은 고딕"/>
           <w:b w:val="0"/>
           <w:sz w:val="21"/>
         </w:rPr>
-        <w:t>미나의 보컬은 3옥타브를 넘나드는 압도적인 음역대와 미세한 감정의 떨림까지 컨트롤하는 세련된 표현력을 자랑합니다. 본 음반에 수록된 트랙들은 재즈와 트위스트, 팝, 그리고 서정적인 전통 발라드에 이르기까지 다채로운 장르적 스펙트럼을 보여줍니다. 경쾌하고 감각적인 리듬이 돋보이는 초기 히트곡 "Tintarella di luna"부터 칸초네의 불후의 명작으로 꼽히는 "Il cielo in una stanza"에 이르기까지, 그녀는 특유의 드라마틱한 호흡과 완벽한 성량으로 각 곡에 짙은 생명력을 불어넣습니다.</w:t>
+        <w:t>Canzone Best Library</w:t>
       </w:r>
     </w:p>
     <w:p>
       <w:pPr>
-        <w:spacing w:line="312" w:lineRule="auto" w:after="120"/>
+        <w:spacing w:line="324" w:lineRule="auto" w:after="80"/>
       </w:pPr>
+      <w:r>
+        <w:rPr w:rFonts="맑은 고딕">
+          <w:rFonts w:ascii="맑은 고딕" w:hAnsi="맑은 고딕" w:eastAsia="맑은 고딕"/>
+          <w:b w:val="0"/>
+          <w:color w:val="6B7280"/>
+          <w:sz w:val="21"/>
+        </w:rPr>
+        <w:t xml:space="preserve">· </w:t>
+      </w:r>
+      <w:r>
+        <w:rPr w:rFonts="맑은 고딕">
+          <w:rFonts w:ascii="맑은 고딕" w:hAnsi="맑은 고딕" w:eastAsia="맑은 고딕"/>
+          <w:b/>
+          <w:color w:val="1F2937"/>
+          <w:sz w:val="21"/>
+        </w:rPr>
+        <w:t xml:space="preserve">아티스트: </w:t>
+      </w:r>
       <w:r>
         <w:rPr w:rFonts="맑은 고딕">
           <w:rFonts w:ascii="맑은 고딕" w:hAnsi="맑은 고딕" w:eastAsia="맑은 고딕"/>
           <w:b w:val="0"/>
           <w:sz w:val="21"/>
         </w:rPr>
-        <w:t>특히 동양권에서도 폭발적인 사랑을 받았던 "Un buco nella sabbia"는 이국적인 멜로디와 미나의 매혹적인 미성이 어우러져 LP 특유의 따뜻하고 풍성한 질감을 극대화합니다. 또한 "E se domani"와 같은 서정적인 발라드 트랙에서는 절제된 슬픔 속에서 폭발하는 절정의 가창력을 경험할 수 있습니다. 그녀의 목소리는 단순한 가창을 넘어 하나의 완벽한 악기처럼 오케스트라 편곡과 완벽한 조화를 이루며 깊은 감동을 선사합니다.</w:t>
+        <w:t>Mina (미나)</w:t>
       </w:r>
     </w:p>
     <w:p>
       <w:pPr>
-        <w:spacing w:line="312" w:lineRule="auto" w:after="120"/>
+        <w:spacing w:line="324" w:lineRule="auto" w:after="80"/>
       </w:pPr>
+      <w:r>
+        <w:rPr w:rFonts="맑은 고딕">
+          <w:rFonts w:ascii="맑은 고딕" w:hAnsi="맑은 고딕" w:eastAsia="맑은 고딕"/>
+          <w:b w:val="0"/>
+          <w:color w:val="6B7280"/>
+          <w:sz w:val="21"/>
+        </w:rPr>
+        <w:t xml:space="preserve">· </w:t>
+      </w:r>
+      <w:r>
+        <w:rPr w:rFonts="맑은 고딕">
+          <w:rFonts w:ascii="맑은 고딕" w:hAnsi="맑은 고딕" w:eastAsia="맑은 고딕"/>
+          <w:b/>
+          <w:color w:val="1F2937"/>
+          <w:sz w:val="21"/>
+        </w:rPr>
+        <w:t xml:space="preserve">발매 정보: </w:t>
+      </w:r>
       <w:r>
         <w:rPr w:rFonts="맑은 고딕">
           <w:rFonts w:ascii="맑은 고딕" w:hAnsi="맑은 고딕" w:eastAsia="맑은 고딕"/>
           <w:b w:val="0"/>
           <w:sz w:val="21"/>
         </w:rPr>
-        <w:t>아날로그 음반을 통해 감상하는 이 앨범은 20세기 중반 이탈리아 레코딩 특유의 풍부한 현악 세션과 아날로그 사운드의 미학을 생생하게 전달합니다. 미나라는 불세출의 거장이 완성한 칸초네의 황금기를 소장하고자 하는 LP 애호가들은 물론, 이탈리안 포퓰러 음악의 진수를 경험하고자 하는 감상자 모두에게 이 음반은 대체 불가능한 품격과 깊은 음악적 울림을 안겨줄 것입니다.</w:t>
+        <w:t>이탈리아 대중음악의 황금기를 이끌었던 미나의 음악 세계를 기리기 위해 그녀의 대표적인 칸초네 명작들을 엄선하여 오디오파일적 완성도로 엮어낸 고품격 베스트 라이브러리 앨범입니다.</w:t>
+      </w:r>
+    </w:p>
+    <w:p>
+      <w:pPr>
+        <w:spacing w:line="324" w:lineRule="auto" w:after="80"/>
+      </w:pPr>
+      <w:r>
+        <w:rPr w:rFonts="맑은 고딕">
+          <w:rFonts w:ascii="맑은 고딕" w:hAnsi="맑은 고딕" w:eastAsia="맑은 고딕"/>
+          <w:b w:val="0"/>
+          <w:color w:val="6B7280"/>
+          <w:sz w:val="21"/>
+        </w:rPr>
+        <w:t xml:space="preserve">· </w:t>
+      </w:r>
+      <w:r>
+        <w:rPr w:rFonts="맑은 고딕">
+          <w:rFonts w:ascii="맑은 고딕" w:hAnsi="맑은 고딕" w:eastAsia="맑은 고딕"/>
+          <w:b/>
+          <w:color w:val="1F2937"/>
+          <w:sz w:val="21"/>
+        </w:rPr>
+        <w:t xml:space="preserve">LP 인기도(판매량): </w:t>
+      </w:r>
+      <w:r>
+        <w:rPr w:rFonts="맑은 고딕">
+          <w:rFonts w:ascii="맑은 고딕" w:hAnsi="맑은 고딕" w:eastAsia="맑은 고딕"/>
+          <w:b w:val="0"/>
+          <w:sz w:val="21"/>
+        </w:rPr>
+        <w:t>전 세계 통산 1억 5천만 장 이상의 경이로운 음반 판매고를 기록하며 이탈리아 역사상 가장 상업적으로 성공한 여가수로 군림한 명성에 걸맞게, 본 라이브러리 음반 역시 아날로그 애호가들과 유러피언 팝 마니아들 사이에서 필청반으로 확고한 인기를 누렸습니다.</w:t>
+      </w:r>
+    </w:p>
+    <w:p>
+      <w:pPr>
+        <w:spacing w:line="324" w:lineRule="auto" w:after="80"/>
+      </w:pPr>
+      <w:r>
+        <w:rPr w:rFonts="맑은 고딕">
+          <w:rFonts w:ascii="맑은 고딕" w:hAnsi="맑은 고딕" w:eastAsia="맑은 고딕"/>
+          <w:b w:val="0"/>
+          <w:color w:val="6B7280"/>
+          <w:sz w:val="21"/>
+        </w:rPr>
+        <w:t xml:space="preserve">· </w:t>
+      </w:r>
+      <w:r>
+        <w:rPr w:rFonts="맑은 고딕">
+          <w:rFonts w:ascii="맑은 고딕" w:hAnsi="맑은 고딕" w:eastAsia="맑은 고딕"/>
+          <w:b/>
+          <w:color w:val="1F2937"/>
+          <w:sz w:val="21"/>
+        </w:rPr>
+        <w:t xml:space="preserve">각종 수상경력: </w:t>
+      </w:r>
+      <w:r>
+        <w:rPr w:rFonts="맑은 고딕">
+          <w:rFonts w:ascii="맑은 고딕" w:hAnsi="맑은 고딕" w:eastAsia="맑은 고딕"/>
+          <w:b w:val="0"/>
+          <w:sz w:val="21"/>
+        </w:rPr>
+        <w:t>산레모 가요제를 통해 신드롬을 일으킨 이래 수십 곡의 차트 1위를 배출하였으며, 이탈리아 음악기자협회 및 평단으로부터 '20세기 최고의 이탈리아 보컬리스트'이자 '문화적 아이콘'으로 공식 인정받았습니다.</w:t>
+      </w:r>
+    </w:p>
+    <w:p>
+      <w:pPr>
+        <w:spacing w:line="324" w:lineRule="auto" w:before="200" w:after="80"/>
+      </w:pPr>
+      <w:r>
+        <w:rPr w:rFonts="맑은 고딕">
+          <w:rFonts w:ascii="맑은 고딕" w:hAnsi="맑은 고딕" w:eastAsia="맑은 고딕"/>
+          <w:b/>
+          <w:color w:val="1E3A8A"/>
+          <w:sz w:val="24"/>
+        </w:rPr>
+        <w:t>2. 아티스트 정보</w:t>
+      </w:r>
+    </w:p>
+    <w:p>
+      <w:pPr>
+        <w:spacing w:line="324" w:lineRule="auto" w:after="80"/>
+      </w:pPr>
+      <w:r>
+        <w:rPr w:rFonts="맑은 고딕">
+          <w:rFonts w:ascii="맑은 고딕" w:hAnsi="맑은 고딕" w:eastAsia="맑은 고딕"/>
+          <w:b w:val="0"/>
+          <w:color w:val="6B7280"/>
+          <w:sz w:val="21"/>
+        </w:rPr>
+        <w:t xml:space="preserve">· </w:t>
+      </w:r>
+      <w:r>
+        <w:rPr w:rFonts="맑은 고딕">
+          <w:rFonts w:ascii="맑은 고딕" w:hAnsi="맑은 고딕" w:eastAsia="맑은 고딕"/>
+          <w:b/>
+          <w:color w:val="1F2937"/>
+          <w:sz w:val="21"/>
+        </w:rPr>
+        <w:t xml:space="preserve">국적: </w:t>
+      </w:r>
+      <w:r>
+        <w:rPr w:rFonts="맑은 고딕">
+          <w:rFonts w:ascii="맑은 고딕" w:hAnsi="맑은 고딕" w:eastAsia="맑은 고딕"/>
+          <w:b w:val="0"/>
+          <w:sz w:val="21"/>
+        </w:rPr>
+        <w:t>이탈리아 (Italy)</w:t>
+      </w:r>
+    </w:p>
+    <w:p>
+      <w:pPr>
+        <w:spacing w:line="324" w:lineRule="auto" w:after="80"/>
+      </w:pPr>
+      <w:r>
+        <w:rPr w:rFonts="맑은 고딕">
+          <w:rFonts w:ascii="맑은 고딕" w:hAnsi="맑은 고딕" w:eastAsia="맑은 고딕"/>
+          <w:b w:val="0"/>
+          <w:color w:val="6B7280"/>
+          <w:sz w:val="21"/>
+        </w:rPr>
+        <w:t xml:space="preserve">· </w:t>
+      </w:r>
+      <w:r>
+        <w:rPr w:rFonts="맑은 고딕">
+          <w:rFonts w:ascii="맑은 고딕" w:hAnsi="맑은 고딕" w:eastAsia="맑은 고딕"/>
+          <w:b/>
+          <w:color w:val="1F2937"/>
+          <w:sz w:val="21"/>
+        </w:rPr>
+        <w:t xml:space="preserve">생몰년도: </w:t>
+      </w:r>
+      <w:r>
+        <w:rPr w:rFonts="맑은 고딕">
+          <w:rFonts w:ascii="맑은 고딕" w:hAnsi="맑은 고딕" w:eastAsia="맑은 고딕"/>
+          <w:b w:val="0"/>
+          <w:sz w:val="21"/>
+        </w:rPr>
+        <w:t>1940년 ~ 현재</w:t>
+      </w:r>
+    </w:p>
+    <w:p>
+      <w:pPr>
+        <w:spacing w:line="324" w:lineRule="auto" w:after="80"/>
+      </w:pPr>
+      <w:r>
+        <w:rPr w:rFonts="맑은 고딕">
+          <w:rFonts w:ascii="맑은 고딕" w:hAnsi="맑은 고딕" w:eastAsia="맑은 고딕"/>
+          <w:b w:val="0"/>
+          <w:color w:val="6B7280"/>
+          <w:sz w:val="21"/>
+        </w:rPr>
+        <w:t xml:space="preserve">· </w:t>
+      </w:r>
+      <w:r>
+        <w:rPr w:rFonts="맑은 고딕">
+          <w:rFonts w:ascii="맑은 고딕" w:hAnsi="맑은 고딕" w:eastAsia="맑은 고딕"/>
+          <w:b/>
+          <w:color w:val="1F2937"/>
+          <w:sz w:val="21"/>
+        </w:rPr>
+        <w:t xml:space="preserve">그룹 소속: </w:t>
+      </w:r>
+      <w:r>
+        <w:rPr w:rFonts="맑은 고딕">
+          <w:rFonts w:ascii="맑은 고딕" w:hAnsi="맑은 고딕" w:eastAsia="맑은 고딕"/>
+          <w:b w:val="0"/>
+          <w:sz w:val="21"/>
+        </w:rPr>
+        <w:t>솔로</w:t>
+      </w:r>
+    </w:p>
+    <w:p>
+      <w:pPr>
+        <w:spacing w:line="324" w:lineRule="auto" w:after="80"/>
+      </w:pPr>
+      <w:r>
+        <w:rPr w:rFonts="맑은 고딕">
+          <w:rFonts w:ascii="맑은 고딕" w:hAnsi="맑은 고딕" w:eastAsia="맑은 고딕"/>
+          <w:b w:val="0"/>
+          <w:color w:val="6B7280"/>
+          <w:sz w:val="21"/>
+        </w:rPr>
+        <w:t xml:space="preserve">· </w:t>
+      </w:r>
+      <w:r>
+        <w:rPr w:rFonts="맑은 고딕">
+          <w:rFonts w:ascii="맑은 고딕" w:hAnsi="맑은 고딕" w:eastAsia="맑은 고딕"/>
+          <w:b/>
+          <w:color w:val="1F2937"/>
+          <w:sz w:val="21"/>
+        </w:rPr>
+        <w:t xml:space="preserve">아티스트 소개: </w:t>
+      </w:r>
+      <w:r>
+        <w:rPr w:rFonts="맑은 고딕">
+          <w:rFonts w:ascii="맑은 고딕" w:hAnsi="맑은 고딕" w:eastAsia="맑은 고딕"/>
+          <w:b w:val="0"/>
+          <w:sz w:val="21"/>
+        </w:rPr>
+        <w:t>'크레모나의 호랑이(La Tigre di Cremona)'라는 찬사와 함께 1960~70년대 유럽 팝계를 호령했던 세기의 디바입니다. 광활한 음역대와 완벽한 테크닉, 그리고 멜로드라마틱한 감정 해석으로 칸초네를 단순한 유행가의 차원을 넘어 고전 예술의 경지로 끌어올린 독보적인 거장입니다.</w:t>
+      </w:r>
+    </w:p>
+    <w:p>
+      <w:pPr>
+        <w:spacing w:line="324" w:lineRule="auto" w:before="200" w:after="80"/>
+      </w:pPr>
+      <w:r>
+        <w:rPr w:rFonts="맑은 고딕">
+          <w:rFonts w:ascii="맑은 고딕" w:hAnsi="맑은 고딕" w:eastAsia="맑은 고딕"/>
+          <w:b/>
+          <w:color w:val="1E3A8A"/>
+          <w:sz w:val="24"/>
+        </w:rPr>
+        <w:t>3. 음반 상세 분석</w:t>
+      </w:r>
+    </w:p>
+    <w:p>
+      <w:pPr>
+        <w:spacing w:line="324" w:lineRule="auto" w:after="80"/>
+      </w:pPr>
+      <w:r>
+        <w:rPr w:rFonts="맑은 고딕">
+          <w:rFonts w:ascii="맑은 고딕" w:hAnsi="맑은 고딕" w:eastAsia="맑은 고딕"/>
+          <w:b w:val="0"/>
+          <w:color w:val="6B7280"/>
+          <w:sz w:val="21"/>
+        </w:rPr>
+        <w:t xml:space="preserve">· </w:t>
+      </w:r>
+      <w:r>
+        <w:rPr w:rFonts="맑은 고딕">
+          <w:rFonts w:ascii="맑은 고딕" w:hAnsi="맑은 고딕" w:eastAsia="맑은 고딕"/>
+          <w:b/>
+          <w:color w:val="1F2937"/>
+          <w:sz w:val="21"/>
+        </w:rPr>
+        <w:t xml:space="preserve">역사적 위치: </w:t>
+      </w:r>
+      <w:r>
+        <w:rPr w:rFonts="맑은 고딕">
+          <w:rFonts w:ascii="맑은 고딕" w:hAnsi="맑은 고딕" w:eastAsia="맑은 고딕"/>
+          <w:b w:val="0"/>
+          <w:sz w:val="21"/>
+        </w:rPr>
+        <w:t>본 앨범은 이탈리아 칸초네가 화려한 오케스트레이션과 재즈, 보컬 팝의 절묘한 융합을 이루어내던 황금기 미학의 정수를 담고 있습니다. 벨칸토 창법의 유려함과 현대 팝의 자유분방함을 완벽히 체화한 미나의 보컬 예술이 집약되어 있어, 20세기 유럽 팝 보컬의 정전(正典)으로서 기념비적인 가치를 지닙니다.</w:t>
+      </w:r>
+    </w:p>
+    <w:p>
+      <w:pPr>
+        <w:spacing w:line="324" w:lineRule="auto" w:after="80"/>
+      </w:pPr>
+      <w:r>
+        <w:rPr w:rFonts="맑은 고딕">
+          <w:rFonts w:ascii="맑은 고딕" w:hAnsi="맑은 고딕" w:eastAsia="맑은 고딕"/>
+          <w:b w:val="0"/>
+          <w:color w:val="6B7280"/>
+          <w:sz w:val="21"/>
+        </w:rPr>
+        <w:t xml:space="preserve">· </w:t>
+      </w:r>
+      <w:r>
+        <w:rPr w:rFonts="맑은 고딕">
+          <w:rFonts w:ascii="맑은 고딕" w:hAnsi="맑은 고딕" w:eastAsia="맑은 고딕"/>
+          <w:b/>
+          <w:color w:val="1F2937"/>
+          <w:sz w:val="21"/>
+        </w:rPr>
+        <w:t xml:space="preserve">시대의 흔적(스토리텔링): </w:t>
+      </w:r>
+      <w:r>
+        <w:rPr w:rFonts="맑은 고딕">
+          <w:rFonts w:ascii="맑은 고딕" w:hAnsi="맑은 고딕" w:eastAsia="맑은 고딕"/>
+          <w:b w:val="0"/>
+          <w:sz w:val="21"/>
+        </w:rPr>
+        <w:t>1960년대 전후 유럽의 낭만과 자유, 그리고 골목마다 흐르던 청춘들의 아련한 사랑과 비애의 공기가 짙게 배어 있습니다. 흑백 TV 브라운관과 은막을 매혹하며 당대 문화의 전위적인 아이콘으로 군림했던 그녀의 음성은, 그 시절 찬란했던 감성의 순간들을 생생하게 소환해 냅니다.</w:t>
+      </w:r>
+    </w:p>
+    <w:p>
+      <w:pPr>
+        <w:spacing w:line="324" w:lineRule="auto" w:before="200" w:after="80"/>
+      </w:pPr>
+      <w:r>
+        <w:rPr w:rFonts="맑은 고딕">
+          <w:rFonts w:ascii="맑은 고딕" w:hAnsi="맑은 고딕" w:eastAsia="맑은 고딕"/>
+          <w:b/>
+          <w:color w:val="1E3A8A"/>
+          <w:sz w:val="24"/>
+        </w:rPr>
+        <w:t>4. 주요 수록곡 및 감상 제언</w:t>
+      </w:r>
+    </w:p>
+    <w:p>
+      <w:pPr>
+        <w:spacing w:line="324" w:lineRule="auto" w:after="80"/>
+      </w:pPr>
+      <w:r>
+        <w:rPr w:rFonts="맑은 고딕">
+          <w:rFonts w:ascii="맑은 고딕" w:hAnsi="맑은 고딕" w:eastAsia="맑은 고딕"/>
+          <w:b w:val="0"/>
+          <w:color w:val="6B7280"/>
+          <w:sz w:val="21"/>
+        </w:rPr>
+        <w:t xml:space="preserve">· </w:t>
+      </w:r>
+      <w:r>
+        <w:rPr w:rFonts="맑은 고딕">
+          <w:rFonts w:ascii="맑은 고딕" w:hAnsi="맑은 고딕" w:eastAsia="맑은 고딕"/>
+          <w:b/>
+          <w:color w:val="1F2937"/>
+          <w:sz w:val="21"/>
+        </w:rPr>
+        <w:t xml:space="preserve">주요 수록곡 특징: </w:t>
+      </w:r>
+      <w:r>
+        <w:rPr w:rFonts="맑은 고딕">
+          <w:rFonts w:ascii="맑은 고딕" w:hAnsi="맑은 고딕" w:eastAsia="맑은 고딕"/>
+          <w:b w:val="0"/>
+          <w:sz w:val="21"/>
+        </w:rPr>
+        <w:t>시적 서정의 극치를 보여주는 불후의 명작 'Il cielo in una stanza(하늘의 방)'을 비롯하여, 거장 엔니오 모리꼬네의 천재적인 편곡이 빛나는 'Se telefonando', 가슴을 저미는 비장미가 압도적인 'Grande, grande, grande' 등이 수록되어 있습니다. 속삭이듯 유려한 저음에서부터 공간을 가르는 폭발적인 고음에 이르기까지 미나 특유의 농밀한 감정선이 찬연하게 피어납니다.</w:t>
+      </w:r>
+    </w:p>
+    <w:p>
+      <w:pPr>
+        <w:spacing w:line="324" w:lineRule="auto" w:after="80"/>
+      </w:pPr>
+      <w:r>
+        <w:rPr w:rFonts="맑은 고딕">
+          <w:rFonts w:ascii="맑은 고딕" w:hAnsi="맑은 고딕" w:eastAsia="맑은 고딕"/>
+          <w:b w:val="0"/>
+          <w:color w:val="6B7280"/>
+          <w:sz w:val="21"/>
+        </w:rPr>
+        <w:t xml:space="preserve">· </w:t>
+      </w:r>
+      <w:r>
+        <w:rPr w:rFonts="맑은 고딕">
+          <w:rFonts w:ascii="맑은 고딕" w:hAnsi="맑은 고딕" w:eastAsia="맑은 고딕"/>
+          <w:b/>
+          <w:color w:val="1F2937"/>
+          <w:sz w:val="21"/>
+        </w:rPr>
+        <w:t xml:space="preserve">빈티지 감상 제언: </w:t>
+      </w:r>
+      <w:r>
+        <w:rPr w:rFonts="맑은 고딕">
+          <w:rFonts w:ascii="맑은 고딕" w:hAnsi="맑은 고딕" w:eastAsia="맑은 고딕"/>
+          <w:b w:val="0"/>
+          <w:sz w:val="21"/>
+        </w:rPr>
+        <w:t>진공관 앰프의 온기가 미나의 육성에 실릴 때 본 음반은 진정한 마법을 발휘합니다. 턴테이블의 바늘이 소리골을 스치며 전해오는 현악 오케스트라의 풍성한 배음과 보컬의 미세한 숨결은, 마치 고풍스러운 유럽의 카바레 혹은 오페라 극장 로열석에서 라이브를 감상하는 듯한 깊은 공간감을 연출합니다.</w:t>
+      </w:r>
+    </w:p>
+    <w:p>
+      <w:pPr>
+        <w:spacing w:line="324" w:lineRule="auto" w:after="80"/>
+      </w:pPr>
+      <w:r>
+        <w:rPr w:rFonts="맑은 고딕">
+          <w:rFonts w:ascii="맑은 고딕" w:hAnsi="맑은 고딕" w:eastAsia="맑은 고딕"/>
+          <w:b w:val="0"/>
+          <w:color w:val="6B7280"/>
+          <w:sz w:val="21"/>
+        </w:rPr>
+        <w:t xml:space="preserve">· </w:t>
+      </w:r>
+      <w:r>
+        <w:rPr w:rFonts="맑은 고딕">
+          <w:rFonts w:ascii="맑은 고딕" w:hAnsi="맑은 고딕" w:eastAsia="맑은 고딕"/>
+          <w:b/>
+          <w:color w:val="1F2937"/>
+          <w:sz w:val="21"/>
+        </w:rPr>
+        <w:t xml:space="preserve">소장 가치: </w:t>
+      </w:r>
+      <w:r>
+        <w:rPr w:rFonts="맑은 고딕">
+          <w:rFonts w:ascii="맑은 고딕" w:hAnsi="맑은 고딕" w:eastAsia="맑은 고딕"/>
+          <w:b w:val="0"/>
+          <w:sz w:val="21"/>
+        </w:rPr>
+        <w:t>한 시대를 풍미한 위대한 디바의 최전성기 예술혼을 아날로그의 자연스러운 질감으로 소유할 수 있다는 점에서 대체 불가능한 소장 가치를 지닙니다. LP 컬렉터에게는 서가 한편을 품격 있게 채워줄 보석과도 같은 음반입니다.</w:t>
+      </w:r>
+    </w:p>
+    <w:p>
+      <w:pPr>
+        <w:spacing w:line="324" w:lineRule="auto" w:after="120" w:before="160"/>
+      </w:pPr>
+      <w:r>
+        <w:rPr w:rFonts="맑은 고딕">
+          <w:rFonts w:ascii="맑은 고딕" w:hAnsi="맑은 고딕" w:eastAsia="맑은 고딕"/>
+          <w:b/>
+          <w:color w:val="4338CA"/>
+          <w:sz w:val="21"/>
+        </w:rPr>
+        <w:t>이 음반을 통해 지중해의 낭만을 머금은 세기의 목소리가 전해주는 감동을 다시 한번 경험해 보시는 것은 어떨까요?</w:t>
       </w:r>
     </w:p>
     <w:sectPr>
       <w:pgSz w:w="12240" w:h="15840"/>
-      <w:pgMar w:top="1440" w:right="1440" w:bottom="1440" w:left="1440" w:header="720" w:footer="720" w:gutter="0"/>
+      <w:pgMar w:top="1152" w:right="1296" w:bottom="1152" w:left="1296" w:header="720" w:footer="720" w:gutter="0"/>
       <w:cols w:space="720"/>
       <w:docGrid w:linePitch="360"/>
     </w:sectPr>

--- a/word_reports/LP_0245_위치_256_Mina_Canzone Best Library.docx
+++ b/word_reports/LP_0245_위치_256_Mina_Canzone Best Library.docx
@@ -32,7 +32,7 @@
     </w:p>
     <w:p>
       <w:pPr>
-        <w:spacing w:line="324" w:lineRule="auto" w:before="80" w:after="160"/>
+        <w:spacing w:line="324" w:lineRule="auto" w:before="80" w:after="120"/>
       </w:pPr>
       <w:r>
         <w:rPr w:rFonts="맑은 고딕">
@@ -42,13 +42,6 @@
           <w:sz w:val="22"/>
         </w:rPr>
         <w:t xml:space="preserve">[음반 소개] </w:t>
-      </w:r>
-      <w:r>
-        <w:rPr w:rFonts="맑은 고딕">
-          <w:rFonts w:ascii="맑은 고딕" w:hAnsi="맑은 고딕" w:eastAsia="맑은 고딕"/>
-          <w:b w:val="0"/>
-          <w:sz w:val="21"/>
-        </w:rPr>
       </w:r>
     </w:p>
     <w:p>
@@ -61,7 +54,33 @@
           <w:b w:val="0"/>
           <w:sz w:val="21"/>
         </w:rPr>
-        <w:t>지중해의 푸른 물결과 뜨거운 태양이 빚어낸 이탈리아 칸초네의 살아있는 전설, 미나(Mina)의 찬란한 음성 미학을 집대성한 명품 선집입니다. 세 옥타브를 자유자재로 넘나드는 그녀의 독보적인 가창은 격정과 비애, 그리고 환희의 순간을 한 편의 오페라처럼 드라마틱하게 펼쳐 보이며 유럽 팝 보컬의 정점을 들려줍니다. 화려했던 전성기 시절의 숨결이 오롯이 새겨진 이 라이브러리는 시대를 초월하여 듣는 이의 심장에 깊은 울림과 고아한 서정적 전율을 선사합니다. 20세기 대중음악사가 남긴 가장 우아하고 관능적인 목소리를 아날로그의 품격으로 온전히 복원해 낸 불멸의 기록입니다.</w:t>
+        <w:t>1960~70년대 지중해의 눈부신 태양과 아련한 우수를 동시에 머금은 이탈리아 칸초네의 황금기를 논할 때, 단 하나의 정점으로 귀결되는 프리마돈나가 바로 미나(Mina)입니다. '크레모나의 호랑이(La Tigre di Cremona)'라는 찬사와 함께 혜성처럼 등장해 이탈리아 대중음악의 패러다임을 송두리째 바꾸어 놓았던 그녀는, 폭발적인 가창력과 지극히 섬세한 감정의 굴곡을 자유자재로 넘나들며 칸초네를 단순한 대중가요의 영역에서 순수 예술의 경지로 격상시켰습니다. 본 음반 《Canzone Best Library》는 그러한 미나의 전성기 예술혼이 가장 찬란하게 응축된 정수이자, 칸초네 역사에서 결코 지워질 수 없는 불멸의 족적을 한 장의 바이닐에 아로새긴 기념비적인 명반입니다.</w:t>
+      </w:r>
+    </w:p>
+    <w:p>
+      <w:pPr>
+        <w:spacing w:line="324" w:lineRule="auto" w:after="120"/>
+      </w:pPr>
+      <w:r>
+        <w:rPr w:rFonts="맑은 고딕">
+          <w:rFonts w:ascii="맑은 고딕" w:hAnsi="맑은 고딕" w:eastAsia="맑은 고딕"/>
+          <w:b w:val="0"/>
+          <w:sz w:val="21"/>
+        </w:rPr>
+        <w:t>미나가 음악을 통해 구현하고자 했던 예술적 철학은 인간 내면의 가장 진솔한 고백과 사랑이 빚어내는 드라마틱한 서사였습니다. 때로는 거친 파도처럼 휘몰아치는 격정으로 영혼을 뒤흔들고, 때로는 귓가에 닿을 듯 나직한 속삭임과 한숨으로 청자의 가슴을 저미게 만드는 그녀의 보컬은 당대 획일화되어 있던 여성 가수의 틀을 과감히 부수어 낸 해방의 선언이기도 했습니다. 엔니오 모리코네를 비롯한 이탈리아 최고의 편곡가들과 오케스트라가 빚어낸 웅장하면서도 유려한 앙상블은 미나의 드라마틱한 가창과 완벽한 일체감을 이루며, 반세기가 흐른 지금도 퇴색되지 않는 시대를 초월한 낭만주의의 극치를 들려줍니다.</w:t>
+      </w:r>
+    </w:p>
+    <w:p>
+      <w:pPr>
+        <w:spacing w:line="324" w:lineRule="auto" w:after="120"/>
+      </w:pPr>
+      <w:r>
+        <w:rPr w:rFonts="맑은 고딕">
+          <w:rFonts w:ascii="맑은 고딕" w:hAnsi="맑은 고딕" w:eastAsia="맑은 고딕"/>
+          <w:b w:val="0"/>
+          <w:sz w:val="21"/>
+        </w:rPr>
+        <w:t>세월의 풍화를 거칠수록 더욱 깊고 그윽한 빛을 발하는 아날로그 바이닐의 소리 골 속에서, 미나의 목소리는 오늘날 우리가 잊고 지내던 진정한 서정의 가치를 환기합니다. 턴테이블의 회전과 함께 앰프를 통해 피어오르는 그녀의 음성은 듣는 이를 순식간에 비에 젖은 밀라노의 고풍스러운 골목길과 황혼 녘의 지중해 해변으로 데려갑니다. 《Canzone Best Library》는 단순한 옛 노래의 모음집을 넘어, 정통 칸초네가 지닌 고귀한 기품과 인간 감정의 심연을 탐구했던 한 위대한 디바의 영혼이 바치는 가장 찬란한 예술적 찬가입니다.</w:t>
       </w:r>
     </w:p>
     <w:p>
@@ -168,7 +187,7 @@
           <w:b w:val="0"/>
           <w:sz w:val="21"/>
         </w:rPr>
-        <w:t>이탈리아 대중음악의 황금기를 이끌었던 미나의 음악 세계를 기리기 위해 그녀의 대표적인 칸초네 명작들을 엄선하여 오디오파일적 완성도로 엮어낸 고품격 베스트 라이브러리 앨범입니다.</w:t>
+        <w:t>미나의 음악 인생에서 가장 눈부셨던 1960~70년대 골든 에라의 명곡들을 엄선하여 정통 칸초네 애호가들을 위해 품격 있게 기획·발매된 마스터피스 컴필레이션 음반.</w:t>
       </w:r>
     </w:p>
     <w:p>
@@ -199,7 +218,7 @@
           <w:b w:val="0"/>
           <w:sz w:val="21"/>
         </w:rPr>
-        <w:t>전 세계 통산 1억 5천만 장 이상의 경이로운 음반 판매고를 기록하며 이탈리아 역사상 가장 상업적으로 성공한 여가수로 군림한 명성에 걸맞게, 본 라이브러리 음반 역시 아날로그 애호가들과 유러피언 팝 마니아들 사이에서 필청반으로 확고한 인기를 누렸습니다.</w:t>
+        <w:t>발매 당시 이탈리아를 비롯한 유럽 전역과 일본, 남미 등 전 세계 칸초네 시장에서 폭발적인 반응을 이끌어내며 오랜 세월 스테디셀러로 군림, 높은 상업적 성과와 찬사를 동시에 기록함.</w:t>
       </w:r>
     </w:p>
     <w:p>
@@ -230,7 +249,7 @@
           <w:b w:val="0"/>
           <w:sz w:val="21"/>
         </w:rPr>
-        <w:t>산레모 가요제를 통해 신드롬을 일으킨 이래 수십 곡의 차트 1위를 배출하였으며, 이탈리아 음악기자협회 및 평단으로부터 '20세기 최고의 이탈리아 보컬리스트'이자 '문화적 아이콘'으로 공식 인정받았습니다.</w:t>
+        <w:t>이탈리아 대중음악 명예의 전당 헌액급 위상을 지닌 명곡들이 대거 수록되어 있으며, 산레모 가요제 및 유럽 유수 음악 비평가 협회로부터 예술적 완성도를 공인받음.</w:t>
       </w:r>
     </w:p>
     <w:p>
@@ -306,7 +325,7 @@
           <w:b w:val="0"/>
           <w:sz w:val="21"/>
         </w:rPr>
-        <w:t>1940년 ~ 현재</w:t>
+        <w:t>1940년 3월 25일 출생 ~ 현재</w:t>
       </w:r>
     </w:p>
     <w:p>
@@ -337,7 +356,7 @@
           <w:b w:val="0"/>
           <w:sz w:val="21"/>
         </w:rPr>
-        <w:t>솔로</w:t>
+        <w:t>솔로 (Solo)</w:t>
       </w:r>
     </w:p>
     <w:p>
@@ -368,7 +387,7 @@
           <w:b w:val="0"/>
           <w:sz w:val="21"/>
         </w:rPr>
-        <w:t>'크레모나의 호랑이(La Tigre di Cremona)'라는 찬사와 함께 1960~70년대 유럽 팝계를 호령했던 세기의 디바입니다. 광활한 음역대와 완벽한 테크닉, 그리고 멜로드라마틱한 감정 해석으로 칸초네를 단순한 유행가의 차원을 넘어 고전 예술의 경지로 끌어올린 독보적인 거장입니다.</w:t>
+        <w:t>3옥타브를 자유자재로 넘나드는 경이로운 성량과 압도적인 감정 표현력을 지닌 이탈리아 대중음악의 독보적인 여제입니다. 재즈, 팝, 보사노바, 정통 칸초네를 유려하게 흡수하며 20세기 유럽 대중음악사에서 가장 독창적이고 위대한 보컬리스트 중 한 명으로 추앙받고 있습니다.</w:t>
       </w:r>
     </w:p>
     <w:p>
@@ -413,7 +432,7 @@
           <w:b w:val="0"/>
           <w:sz w:val="21"/>
         </w:rPr>
-        <w:t>본 앨범은 이탈리아 칸초네가 화려한 오케스트레이션과 재즈, 보컬 팝의 절묘한 융합을 이루어내던 황금기 미학의 정수를 담고 있습니다. 벨칸토 창법의 유려함과 현대 팝의 자유분방함을 완벽히 체화한 미나의 보컬 예술이 집약되어 있어, 20세기 유럽 팝 보컬의 정전(正典)으로서 기념비적인 가치를 지닙니다.</w:t>
+        <w:t>칸초네가 지역적 한계를 넘어 세계적인 낭만 팝 음악의 정점으로 도약하던 시대의 기념비적인 기록입니다. 미나의 보컬 테크닉이 정점에 달했던 시절의 음원들이 완벽한 마스터링으로 집약되어, 칸초네 역사상 가장 우아하고 완성도 높은 텍스트로 평가받습니다.</w:t>
       </w:r>
     </w:p>
     <w:p>
@@ -444,7 +463,7 @@
           <w:b w:val="0"/>
           <w:sz w:val="21"/>
         </w:rPr>
-        <w:t>1960년대 전후 유럽의 낭만과 자유, 그리고 골목마다 흐르던 청춘들의 아련한 사랑과 비애의 공기가 짙게 배어 있습니다. 흑백 TV 브라운관과 은막을 매혹하며 당대 문화의 전위적인 아이콘으로 군림했던 그녀의 음성은, 그 시절 찬란했던 감성의 순간들을 생생하게 소환해 냅니다.</w:t>
+        <w:t>1960~70년대 전후 유럽의 경제적 번영 속에서 피어난 청춘들의 낭만과 고독, 그리고 사랑의 열병이 음표 하나하나마다 짙게 배어 있습니다. 밤마다 전축과 라디오 앞에 모여 이국적인 멜로디에 가슴 적시던 당대 음악 애호가들의 문화적 향수와 시대의 공기가 생생하게 살아 숨 쉽니다.</w:t>
       </w:r>
     </w:p>
     <w:p>
@@ -489,7 +508,7 @@
           <w:b w:val="0"/>
           <w:sz w:val="21"/>
         </w:rPr>
-        <w:t>시적 서정의 극치를 보여주는 불후의 명작 'Il cielo in una stanza(하늘의 방)'을 비롯하여, 거장 엔니오 모리꼬네의 천재적인 편곡이 빛나는 'Se telefonando', 가슴을 저미는 비장미가 압도적인 'Grande, grande, grande' 등이 수록되어 있습니다. 속삭이듯 유려한 저음에서부터 공간을 가르는 폭발적인 고음에 이르기까지 미나 특유의 농밀한 감정선이 찬연하게 피어납니다.</w:t>
+        <w:t>맑고 몽환적인 감수성으로 영혼을 어루만지는 〈Il cielo in una stanza(하늘의 푸르름 속에)〉부터 농밀한 감정의 폭발과 드라마틱한 절제미가 교차하는 〈Grande grande grande〉에 이르기까지, 정통 이탈리안 오케스트레이션과 어우러진 미나의 다채로운 음색 스펙트럼이 청자를 완벽히 압도합니다.</w:t>
       </w:r>
     </w:p>
     <w:p>
@@ -520,7 +539,7 @@
           <w:b w:val="0"/>
           <w:sz w:val="21"/>
         </w:rPr>
-        <w:t>진공관 앰프의 온기가 미나의 육성에 실릴 때 본 음반은 진정한 마법을 발휘합니다. 턴테이블의 바늘이 소리골을 스치며 전해오는 현악 오케스트라의 풍성한 배음과 보컬의 미세한 숨결은, 마치 고풍스러운 유럽의 카바레 혹은 오페라 극장 로열석에서 라이브를 감상하는 듯한 깊은 공간감을 연출합니다.</w:t>
+        <w:t>진공관 앰프의 따뜻한 배음과 중음역이 두터운 빈티지 스피커를 매칭하여 감상할 때 진가를 드러냅니다. 미나의 숨결 하나, 미세한 비브라토, 현악 오케스트라의 부드러운 잔향이 바이닐 특유의 아날로그 질감과 만날 때 공간을 짙은 지중해의 낭만으로 가득 채워 줍니다.</w:t>
       </w:r>
     </w:p>
     <w:p>
@@ -551,7 +570,7 @@
           <w:b w:val="0"/>
           <w:sz w:val="21"/>
         </w:rPr>
-        <w:t>한 시대를 풍미한 위대한 디바의 최전성기 예술혼을 아날로그의 자연스러운 질감으로 소유할 수 있다는 점에서 대체 불가능한 소장 가치를 지닙니다. LP 컬렉터에게는 서가 한편을 품격 있게 채워줄 보석과도 같은 음반입니다.</w:t>
+        <w:t>전성기 미나의 찬란한 음악 세계를 단 한 장의 LP로 가장 완벽하게 음미할 수 있는 음반입니다. 세월이 흐를수록 그 가치를 더해가는 정통 칸초네의 정수를 고스란히 간직하고 있어, 클래식과 월드 팝을 아끼는 모든 바이닐 컬렉터의 서랍에 반드시 자리해야 할 필청 명반입니다.</w:t>
       </w:r>
     </w:p>
     <w:p>
@@ -565,7 +584,7 @@
           <w:color w:val="4338CA"/>
           <w:sz w:val="21"/>
         </w:rPr>
-        <w:t>이 음반을 통해 지중해의 낭만을 머금은 세기의 목소리가 전해주는 감동을 다시 한번 경험해 보시는 것은 어떨까요?</w:t>
+        <w:t>이 음반을 통해 아날로그 바늘 끝에서 피어나는 지중해의 깊은 우수와 미나의 매혹적인 목소리가 전해주는 감동을 다시 한번 경험해 보시는 것은 어떨까요?</w:t>
       </w:r>
     </w:p>
     <w:sectPr>
